--- a/UIT_Career_Hub_Detailed_Project_Proposal.docx
+++ b/UIT_Career_Hub_Detailed_Project_Proposal.docx
@@ -2535,7 +2535,7 @@
               <w:ind w:left="920"/>
             </w:pPr>
             <w:r>
-              <w:t>Integration test với PostgreSQL cho state transition, transaction, unique constraint, audit, notification và idempotency.</w:t>
+              <w:t>Kiểm thử tích hợp với PostgreSQL cho state transition, transaction, unique constraint, audit, notification và idempotency hiện được phủ qua Playwright E2E; backend Java hiện chỉ có unit test (Mockito) cho tầng validation/service, chưa dùng Testcontainers.</w:t>
             </w:r>
           </w:p>
           <w:p>
@@ -2653,7 +2653,7 @@
                 <w:color w:val="000000"/>
                 <w:sz w:val="26"/>
               </w:rPr>
-              <w:t>Java 21, Spring Boot 3.5, Spring Web, Spring Security, OAuth2 Resource Server, Validation, JDBC và Actuator.</w:t>
+              <w:t>Java 21, Spring Boot 3.5, Spring Web, Spring Security, Validation, JDBC và Actuator; xác thực JWT tự triển khai bằng thư viện Nimbus JOSE (chưa dùng cơ chế OAuth2 Resource Server có sẵn của Spring).</w:t>
             </w:r>
           </w:p>
           <w:p>
@@ -2758,7 +2758,7 @@
                 <w:color w:val="000000"/>
                 <w:sz w:val="26"/>
               </w:rPr>
-              <w:t>JUnit/Spring Test/Testcontainers, Node test, Playwright, Maven Wrapper, pnpm và GitHub Actions.</w:t>
+              <w:t>JUnit/Spring Test (unit, Mockito) cho backend Java, Playwright cho E2E tích hợp PostgreSQL thật, Node test, Maven Wrapper, pnpm và GitHub Actions.</w:t>
             </w:r>
           </w:p>
           <w:p>
@@ -2880,7 +2880,7 @@
               <w:ind w:left="920"/>
             </w:pPr>
             <w:r>
-              <w:t>Đã có OpenAPI, migration, state machine, RBAC matrix, threat model, kịch bản demo và các bộ kiểm thử tự động.</w:t>
+              <w:t>Đã có OpenAPI, migration, state machine, kịch bản demo và các bộ kiểm thử tự động; RBAC matrix và threat model đã có nhưng còn mô tả theo kiến trúc Express cũ, cần cập nhật lại theo backend Java/Spring Boot hiện tại.</w:t>
             </w:r>
           </w:p>
           <w:p>

--- a/UIT_Career_Hub_Detailed_Project_Proposal.docx
+++ b/UIT_Career_Hub_Detailed_Project_Proposal.docx
@@ -1,6 +1,6 @@
 
 <file path=word/document.xml><?xml version="1.0" encoding="utf-8"?>
-<w:document xmlns:wpc="http://schemas.microsoft.com/office/word/2010/wordprocessingCanvas" xmlns:cx="http://schemas.microsoft.com/office/drawing/2014/chartex" xmlns:cx1="http://schemas.microsoft.com/office/drawing/2015/9/8/chartex" xmlns:cx2="http://schemas.microsoft.com/office/drawing/2015/10/21/chartex" xmlns:cx3="http://schemas.microsoft.com/office/drawing/2016/5/9/chartex" xmlns:cx4="http://schemas.microsoft.com/office/drawing/2016/5/10/chartex" xmlns:cx5="http://schemas.microsoft.com/office/drawing/2016/5/11/chartex" xmlns:cx6="http://schemas.microsoft.com/office/drawing/2016/5/12/chartex" xmlns:cx7="http://schemas.microsoft.com/office/drawing/2016/5/13/chartex" xmlns:cx8="http://schemas.microsoft.com/office/drawing/2016/5/14/chartex" xmlns:mc="http://schemas.openxmlformats.org/markup-compatibility/2006" xmlns:aink="http://schemas.microsoft.com/office/drawing/2016/ink" xmlns:am3d="http://schemas.microsoft.com/office/drawing/2017/model3d" xmlns:o="urn:schemas-microsoft-com:office:office" xmlns:oel="http://schemas.microsoft.com/office/2019/extlst" xmlns:r="http://schemas.openxmlformats.org/officeDocument/2006/relationships" xmlns:m="http://schemas.openxmlformats.org/officeDocument/2006/math" xmlns:v="urn:schemas-microsoft-com:vml" xmlns:wp14="http://schemas.microsoft.com/office/word/2010/wordprocessingDrawing" xmlns:wp="http://schemas.openxmlformats.org/drawingml/2006/wordprocessingDrawing" xmlns:w10="urn:schemas-microsoft-com:office:word" xmlns:w="http://schemas.openxmlformats.org/wordprocessingml/2006/main" xmlns:w14="http://schemas.microsoft.com/office/word/2010/wordml" xmlns:w15="http://schemas.microsoft.com/office/word/2012/wordml" xmlns:w16cei="http://schemas.microsoft.com/office/word/2026/wordml/cei" xmlns:w16cex="http://schemas.microsoft.com/office/word/2018/wordml/cex" xmlns:w16cid="http://schemas.microsoft.com/office/word/2016/wordml/cid" xmlns:w16="http://schemas.microsoft.com/office/word/2018/wordml" xmlns:w16du="http://schemas.microsoft.com/office/word/2023/wordml/word16du" xmlns:w16sdtdh="http://schemas.microsoft.com/office/word/2020/wordml/sdtdatahash" xmlns:w16sdtfl="http://schemas.microsoft.com/office/word/2024/wordml/sdtformatlock" xmlns:w16se="http://schemas.microsoft.com/office/word/2015/wordml/symex" xmlns:wpg="http://schemas.microsoft.com/office/word/2010/wordprocessingGroup" xmlns:wpi="http://schemas.microsoft.com/office/word/2010/wordprocessingInk" xmlns:wne="http://schemas.microsoft.com/office/word/2006/wordml" xmlns:wps="http://schemas.microsoft.com/office/word/2010/wordprocessingShape" mc:Ignorable="w14 w15 w16se w16cid w16 w16cex w16sdtdh w16sdtfl w16du wp14">
+<w:document xmlns:wpc="http://schemas.microsoft.com/office/word/2010/wordprocessingCanvas" xmlns:cx="http://schemas.microsoft.com/office/drawing/2014/chartex" xmlns:cx1="http://schemas.microsoft.com/office/drawing/2015/9/8/chartex" xmlns:cx2="http://schemas.microsoft.com/office/drawing/2015/10/21/chartex" xmlns:cx3="http://schemas.microsoft.com/office/drawing/2016/5/9/chartex" xmlns:cx4="http://schemas.microsoft.com/office/drawing/2016/5/10/chartex" xmlns:cx5="http://schemas.microsoft.com/office/drawing/2016/5/11/chartex" xmlns:cx6="http://schemas.microsoft.com/office/drawing/2016/5/12/chartex" xmlns:cx7="http://schemas.microsoft.com/office/drawing/2016/5/13/chartex" xmlns:cx8="http://schemas.microsoft.com/office/drawing/2016/5/14/chartex" xmlns:mc="http://schemas.openxmlformats.org/markup-compatibility/2006" xmlns:aink="http://schemas.microsoft.com/office/drawing/2016/ink" xmlns:am3d="http://schemas.microsoft.com/office/drawing/2017/model3d" xmlns:o="urn:schemas-microsoft-com:office:office" xmlns:oel="http://schemas.microsoft.com/office/2019/extlst" xmlns:r="http://schemas.openxmlformats.org/officeDocument/2006/relationships" xmlns:m="http://schemas.openxmlformats.org/officeDocument/2006/math" xmlns:v="urn:schemas-microsoft-com:vml" xmlns:wp14="http://schemas.microsoft.com/office/word/2010/wordprocessingDrawing" xmlns:wp="http://schemas.openxmlformats.org/drawingml/2006/wordprocessingDrawing" xmlns:w10="urn:schemas-microsoft-com:office:word" xmlns:w="http://schemas.openxmlformats.org/wordprocessingml/2006/main" xmlns:w14="http://schemas.microsoft.com/office/word/2010/wordml" xmlns:w15="http://schemas.microsoft.com/office/word/2012/wordml" xmlns:w16cex="http://schemas.microsoft.com/office/word/2018/wordml/cex" xmlns:w16cid="http://schemas.microsoft.com/office/word/2016/wordml/cid" xmlns:w16="http://schemas.microsoft.com/office/word/2018/wordml" xmlns:w16du="http://schemas.microsoft.com/office/word/2023/wordml/word16du" xmlns:w16sdtdh="http://schemas.microsoft.com/office/word/2020/wordml/sdtdatahash" xmlns:w16sdtfl="http://schemas.microsoft.com/office/word/2024/wordml/sdtformatlock" xmlns:w16se="http://schemas.microsoft.com/office/word/2015/wordml/symex" xmlns:wpg="http://schemas.microsoft.com/office/word/2010/wordprocessingGroup" xmlns:wpi="http://schemas.microsoft.com/office/word/2010/wordprocessingInk" xmlns:wne="http://schemas.microsoft.com/office/word/2006/wordml" xmlns:wps="http://schemas.microsoft.com/office/word/2010/wordprocessingShape" mc:Ignorable="w14 w15 w16se w16cid w16 w16cex w16sdtdh w16sdtfl w16du wp14">
   <w:body>
     <w:p>
       <w:pPr>
@@ -37,12 +37,16 @@
               <w:spacing w:line="360" w:lineRule="auto"/>
               <w:jc w:val="center"/>
               <w:rPr>
+                <w:b/>
+                <w:bCs/>
                 <w:sz w:val="26"/>
                 <w:szCs w:val="26"/>
               </w:rPr>
             </w:pPr>
             <w:r>
               <w:rPr>
+                <w:b/>
+                <w:bCs/>
                 <w:sz w:val="26"/>
                 <w:szCs w:val="26"/>
               </w:rPr>
@@ -209,7 +213,7 @@
                 <w:color w:val="000000"/>
                 <w:sz w:val="26"/>
               </w:rPr>
-              <w:t>Xây dựng hệ thống UIT Career Hub hỗ trợ kết nối việc làm và quản lý thực tập theo quy trình kiểm duyệt đa vai trò.</w:t>
+              <w:t>Xây dựng hệ thống quản lý việc làm và thực tập dành cho sinh viên UIT</w:t>
             </w:r>
           </w:p>
           <w:p>
@@ -222,14 +226,23 @@
                 <w:color w:val="000000"/>
                 <w:sz w:val="26"/>
               </w:rPr>
-              <w:t xml:space="preserve">TÊN TIẾNG ANH: </w:t>
-            </w:r>
-            <w:r>
-              <w:rPr>
-                <w:color w:val="000000"/>
-                <w:sz w:val="26"/>
-              </w:rPr>
-              <w:t>Developing UIT Career Hub: A Multi-Role, Approval-Driven Employment and Internship Management Platform.</w:t>
+              <w:t>TÊN TIẾNG ANH:</w:t>
+            </w:r>
+            <w:r>
+              <w:rPr>
+                <w:b/>
+                <w:color w:val="000000"/>
+                <w:sz w:val="26"/>
+              </w:rPr>
+              <w:t xml:space="preserve"> </w:t>
+            </w:r>
+            <w:r>
+              <w:rPr>
+                <w:bCs/>
+                <w:color w:val="000000"/>
+                <w:sz w:val="26"/>
+              </w:rPr>
+              <w:t>Building a job and internship management system for UIT students</w:t>
             </w:r>
           </w:p>
         </w:tc>
@@ -290,6 +303,14 @@
               </w:rPr>
               <w:t xml:space="preserve">Thời gian thực hiện: </w:t>
             </w:r>
+            <w:r>
+              <w:rPr>
+                <w:bCs/>
+                <w:color w:val="000000"/>
+                <w:sz w:val="26"/>
+              </w:rPr>
+              <w:t>31/07/2026 – 18/09/2026</w:t>
+            </w:r>
           </w:p>
         </w:tc>
       </w:tr>
@@ -314,6 +335,22 @@
                 <w:sz w:val="26"/>
               </w:rPr>
               <w:t>Sinh viên thực hiện:</w:t>
+            </w:r>
+            <w:r>
+              <w:rPr>
+                <w:b/>
+                <w:color w:val="000000"/>
+                <w:sz w:val="26"/>
+              </w:rPr>
+              <w:t xml:space="preserve"> </w:t>
+            </w:r>
+            <w:r>
+              <w:rPr>
+                <w:bCs/>
+                <w:color w:val="000000"/>
+                <w:sz w:val="26"/>
+              </w:rPr>
+              <w:t>Trần Nguyễn Gia Huy – Nguyễn Thanh Huy</w:t>
             </w:r>
           </w:p>
           <w:p>
@@ -2819,6 +2856,7 @@
               <w:ind w:left="920"/>
             </w:pPr>
             <w:r>
+              <w:lastRenderedPageBreak/>
               <w:t>Đã hoàn thành hồ sơ/CV, xác minh tài liệu, ứng tuyển hai bước, bổ sung hồ sơ và snapshot tài liệu.</w:t>
             </w:r>
           </w:p>
@@ -2834,7 +2872,6 @@
               <w:ind w:left="920"/>
             </w:pPr>
             <w:r>
-              <w:lastRenderedPageBreak/>
               <w:t>Đã hoàn thành hàng đợi ứng viên, lịch phỏng vấn, PASS/FAIL, PDF offer private và phản hồi offer.</w:t>
             </w:r>
           </w:p>
@@ -3020,7 +3057,7 @@
                 <w:color w:val="000000"/>
                 <w:sz w:val="26"/>
               </w:rPr>
-              <w:t>Phạm Thị Kiều Diễm</w:t>
+              <w:t>Trần Nguyễn Gia Huy</w:t>
             </w:r>
           </w:p>
           <w:p>
@@ -3042,7 +3079,7 @@
                 <w:color w:val="000000"/>
                 <w:sz w:val="26"/>
               </w:rPr>
-              <w:t>Nguyễn Trương Ngọc Hân</w:t>
+              <w:t>Nguyễn Thanh Huy</w:t>
             </w:r>
           </w:p>
           <w:tbl>
@@ -3184,7 +3221,42 @@
                       <w:color w:val="000000"/>
                       <w:sz w:val="22"/>
                     </w:rPr>
-                    <w:t>26/01 - 09/02/2026</w:t>
+                    <w:t>31/07</w:t>
+                  </w:r>
+                  <w:r>
+                    <w:rPr>
+                      <w:color w:val="000000"/>
+                      <w:sz w:val="22"/>
+                    </w:rPr>
+                    <w:t xml:space="preserve"> - </w:t>
+                  </w:r>
+                  <w:r>
+                    <w:rPr>
+                      <w:color w:val="000000"/>
+                      <w:sz w:val="22"/>
+                    </w:rPr>
+                    <w:t>07</w:t>
+                  </w:r>
+                  <w:r>
+                    <w:rPr>
+                      <w:color w:val="000000"/>
+                      <w:sz w:val="22"/>
+                    </w:rPr>
+                    <w:t>/0</w:t>
+                  </w:r>
+                  <w:r>
+                    <w:rPr>
+                      <w:color w:val="000000"/>
+                      <w:sz w:val="22"/>
+                    </w:rPr>
+                    <w:t>8</w:t>
+                  </w:r>
+                  <w:r>
+                    <w:rPr>
+                      <w:color w:val="000000"/>
+                      <w:sz w:val="22"/>
+                    </w:rPr>
+                    <w:t>/2026</w:t>
                   </w:r>
                 </w:p>
               </w:tc>
@@ -3296,7 +3368,56 @@
                       <w:color w:val="000000"/>
                       <w:sz w:val="22"/>
                     </w:rPr>
-                    <w:t>10/02 - 01/03/2026</w:t>
+                    <w:t>08</w:t>
+                  </w:r>
+                  <w:r>
+                    <w:rPr>
+                      <w:color w:val="000000"/>
+                      <w:sz w:val="22"/>
+                    </w:rPr>
+                    <w:t>/0</w:t>
+                  </w:r>
+                  <w:r>
+                    <w:rPr>
+                      <w:color w:val="000000"/>
+                      <w:sz w:val="22"/>
+                    </w:rPr>
+                    <w:t>8</w:t>
+                  </w:r>
+                  <w:r>
+                    <w:rPr>
+                      <w:color w:val="000000"/>
+                      <w:sz w:val="22"/>
+                    </w:rPr>
+                    <w:t xml:space="preserve"> - </w:t>
+                  </w:r>
+                  <w:r>
+                    <w:rPr>
+                      <w:color w:val="000000"/>
+                      <w:sz w:val="22"/>
+                    </w:rPr>
+                    <w:t>17</w:t>
+                  </w:r>
+                  <w:r>
+                    <w:rPr>
+                      <w:color w:val="000000"/>
+                      <w:sz w:val="22"/>
+                    </w:rPr>
+                    <w:t>/0</w:t>
+                  </w:r>
+                  <w:r>
+                    <w:rPr>
+                      <w:color w:val="000000"/>
+                      <w:sz w:val="22"/>
+                    </w:rPr>
+                    <w:t>8</w:t>
+                  </w:r>
+                  <w:r>
+                    <w:rPr>
+                      <w:color w:val="000000"/>
+                      <w:sz w:val="22"/>
+                    </w:rPr>
+                    <w:t>/2026</w:t>
                   </w:r>
                 </w:p>
               </w:tc>
@@ -3408,7 +3529,56 @@
                       <w:color w:val="000000"/>
                       <w:sz w:val="22"/>
                     </w:rPr>
-                    <w:t>02/03 - 23/03/2026</w:t>
+                    <w:t>17</w:t>
+                  </w:r>
+                  <w:r>
+                    <w:rPr>
+                      <w:color w:val="000000"/>
+                      <w:sz w:val="22"/>
+                    </w:rPr>
+                    <w:t>/0</w:t>
+                  </w:r>
+                  <w:r>
+                    <w:rPr>
+                      <w:color w:val="000000"/>
+                      <w:sz w:val="22"/>
+                    </w:rPr>
+                    <w:t>8</w:t>
+                  </w:r>
+                  <w:r>
+                    <w:rPr>
+                      <w:color w:val="000000"/>
+                      <w:sz w:val="22"/>
+                    </w:rPr>
+                    <w:t xml:space="preserve"> - </w:t>
+                  </w:r>
+                  <w:r>
+                    <w:rPr>
+                      <w:color w:val="000000"/>
+                      <w:sz w:val="22"/>
+                    </w:rPr>
+                    <w:t>18</w:t>
+                  </w:r>
+                  <w:r>
+                    <w:rPr>
+                      <w:color w:val="000000"/>
+                      <w:sz w:val="22"/>
+                    </w:rPr>
+                    <w:t>/</w:t>
+                  </w:r>
+                  <w:r>
+                    <w:rPr>
+                      <w:color w:val="000000"/>
+                      <w:sz w:val="22"/>
+                    </w:rPr>
+                    <w:t>18</w:t>
+                  </w:r>
+                  <w:r>
+                    <w:rPr>
+                      <w:color w:val="000000"/>
+                      <w:sz w:val="22"/>
+                    </w:rPr>
+                    <w:t>/2026</w:t>
                   </w:r>
                 </w:p>
               </w:tc>
@@ -3520,7 +3690,56 @@
                       <w:color w:val="000000"/>
                       <w:sz w:val="22"/>
                     </w:rPr>
-                    <w:t>24/03 - 14/04/2026</w:t>
+                    <w:t>18</w:t>
+                  </w:r>
+                  <w:r>
+                    <w:rPr>
+                      <w:color w:val="000000"/>
+                      <w:sz w:val="22"/>
+                    </w:rPr>
+                    <w:t>/</w:t>
+                  </w:r>
+                  <w:r>
+                    <w:rPr>
+                      <w:color w:val="000000"/>
+                      <w:sz w:val="22"/>
+                    </w:rPr>
+                    <w:t>08</w:t>
+                  </w:r>
+                  <w:r>
+                    <w:rPr>
+                      <w:color w:val="000000"/>
+                      <w:sz w:val="22"/>
+                    </w:rPr>
+                    <w:t xml:space="preserve"> - </w:t>
+                  </w:r>
+                  <w:r>
+                    <w:rPr>
+                      <w:color w:val="000000"/>
+                      <w:sz w:val="22"/>
+                    </w:rPr>
+                    <w:t>21</w:t>
+                  </w:r>
+                  <w:r>
+                    <w:rPr>
+                      <w:color w:val="000000"/>
+                      <w:sz w:val="22"/>
+                    </w:rPr>
+                    <w:t>/</w:t>
+                  </w:r>
+                  <w:r>
+                    <w:rPr>
+                      <w:color w:val="000000"/>
+                      <w:sz w:val="22"/>
+                    </w:rPr>
+                    <w:t>08</w:t>
+                  </w:r>
+                  <w:r>
+                    <w:rPr>
+                      <w:color w:val="000000"/>
+                      <w:sz w:val="22"/>
+                    </w:rPr>
+                    <w:t>/2026</w:t>
                   </w:r>
                 </w:p>
               </w:tc>
@@ -3632,7 +3851,56 @@
                       <w:color w:val="000000"/>
                       <w:sz w:val="22"/>
                     </w:rPr>
-                    <w:t>15/04 - 05/05/2026</w:t>
+                    <w:t>19</w:t>
+                  </w:r>
+                  <w:r>
+                    <w:rPr>
+                      <w:color w:val="000000"/>
+                      <w:sz w:val="22"/>
+                    </w:rPr>
+                    <w:t>/0</w:t>
+                  </w:r>
+                  <w:r>
+                    <w:rPr>
+                      <w:color w:val="000000"/>
+                      <w:sz w:val="22"/>
+                    </w:rPr>
+                    <w:t>8</w:t>
+                  </w:r>
+                  <w:r>
+                    <w:rPr>
+                      <w:color w:val="000000"/>
+                      <w:sz w:val="22"/>
+                    </w:rPr>
+                    <w:t xml:space="preserve"> - </w:t>
+                  </w:r>
+                  <w:r>
+                    <w:rPr>
+                      <w:color w:val="000000"/>
+                      <w:sz w:val="22"/>
+                    </w:rPr>
+                    <w:t>28</w:t>
+                  </w:r>
+                  <w:r>
+                    <w:rPr>
+                      <w:color w:val="000000"/>
+                      <w:sz w:val="22"/>
+                    </w:rPr>
+                    <w:t>/0</w:t>
+                  </w:r>
+                  <w:r>
+                    <w:rPr>
+                      <w:color w:val="000000"/>
+                      <w:sz w:val="22"/>
+                    </w:rPr>
+                    <w:t>8</w:t>
+                  </w:r>
+                  <w:r>
+                    <w:rPr>
+                      <w:color w:val="000000"/>
+                      <w:sz w:val="22"/>
+                    </w:rPr>
+                    <w:t>/2026</w:t>
                   </w:r>
                 </w:p>
               </w:tc>
@@ -3744,7 +4012,56 @@
                       <w:color w:val="000000"/>
                       <w:sz w:val="22"/>
                     </w:rPr>
-                    <w:t>06/05 - 25/05/2026</w:t>
+                    <w:t>07</w:t>
+                  </w:r>
+                  <w:r>
+                    <w:rPr>
+                      <w:color w:val="000000"/>
+                      <w:sz w:val="22"/>
+                    </w:rPr>
+                    <w:t>/0</w:t>
+                  </w:r>
+                  <w:r>
+                    <w:rPr>
+                      <w:color w:val="000000"/>
+                      <w:sz w:val="22"/>
+                    </w:rPr>
+                    <w:t>9</w:t>
+                  </w:r>
+                  <w:r>
+                    <w:rPr>
+                      <w:color w:val="000000"/>
+                      <w:sz w:val="22"/>
+                    </w:rPr>
+                    <w:t xml:space="preserve"> - </w:t>
+                  </w:r>
+                  <w:r>
+                    <w:rPr>
+                      <w:color w:val="000000"/>
+                      <w:sz w:val="22"/>
+                    </w:rPr>
+                    <w:t>18</w:t>
+                  </w:r>
+                  <w:r>
+                    <w:rPr>
+                      <w:color w:val="000000"/>
+                      <w:sz w:val="22"/>
+                    </w:rPr>
+                    <w:t>/</w:t>
+                  </w:r>
+                  <w:r>
+                    <w:rPr>
+                      <w:color w:val="000000"/>
+                      <w:sz w:val="22"/>
+                    </w:rPr>
+                    <w:t>09</w:t>
+                  </w:r>
+                  <w:r>
+                    <w:rPr>
+                      <w:color w:val="000000"/>
+                      <w:sz w:val="22"/>
+                    </w:rPr>
+                    <w:t>/2026</w:t>
                   </w:r>
                 </w:p>
               </w:tc>
@@ -3856,7 +4173,56 @@
                       <w:color w:val="000000"/>
                       <w:sz w:val="22"/>
                     </w:rPr>
-                    <w:t>26/05 - 30/05/2026</w:t>
+                    <w:t>18</w:t>
+                  </w:r>
+                  <w:r>
+                    <w:rPr>
+                      <w:color w:val="000000"/>
+                      <w:sz w:val="22"/>
+                    </w:rPr>
+                    <w:t>/</w:t>
+                  </w:r>
+                  <w:r>
+                    <w:rPr>
+                      <w:color w:val="000000"/>
+                      <w:sz w:val="22"/>
+                    </w:rPr>
+                    <w:t>09</w:t>
+                  </w:r>
+                  <w:r>
+                    <w:rPr>
+                      <w:color w:val="000000"/>
+                      <w:sz w:val="22"/>
+                    </w:rPr>
+                    <w:t xml:space="preserve"> - </w:t>
+                  </w:r>
+                  <w:r>
+                    <w:rPr>
+                      <w:color w:val="000000"/>
+                      <w:sz w:val="22"/>
+                    </w:rPr>
+                    <w:t>25</w:t>
+                  </w:r>
+                  <w:r>
+                    <w:rPr>
+                      <w:color w:val="000000"/>
+                      <w:sz w:val="22"/>
+                    </w:rPr>
+                    <w:t>/</w:t>
+                  </w:r>
+                  <w:r>
+                    <w:rPr>
+                      <w:color w:val="000000"/>
+                      <w:sz w:val="22"/>
+                    </w:rPr>
+                    <w:t>09</w:t>
+                  </w:r>
+                  <w:r>
+                    <w:rPr>
+                      <w:color w:val="000000"/>
+                      <w:sz w:val="22"/>
+                    </w:rPr>
+                    <w:t>/2026</w:t>
                   </w:r>
                 </w:p>
               </w:tc>
@@ -4206,6 +4572,8 @@
           </w:p>
           <w:p>
             <w:pPr>
+              <w:keepNext/>
+              <w:keepLines/>
               <w:spacing w:after="40" w:line="276" w:lineRule="auto"/>
               <w:jc w:val="center"/>
             </w:pPr>
@@ -4396,7 +4764,7 @@
 </file>
 
 <file path=word/endnotes.xml><?xml version="1.0" encoding="utf-8"?>
-<w:endnotes xmlns:wpc="http://schemas.microsoft.com/office/word/2010/wordprocessingCanvas" xmlns:cx="http://schemas.microsoft.com/office/drawing/2014/chartex" xmlns:cx1="http://schemas.microsoft.com/office/drawing/2015/9/8/chartex" xmlns:cx2="http://schemas.microsoft.com/office/drawing/2015/10/21/chartex" xmlns:cx3="http://schemas.microsoft.com/office/drawing/2016/5/9/chartex" xmlns:cx4="http://schemas.microsoft.com/office/drawing/2016/5/10/chartex" xmlns:cx5="http://schemas.microsoft.com/office/drawing/2016/5/11/chartex" xmlns:cx6="http://schemas.microsoft.com/office/drawing/2016/5/12/chartex" xmlns:cx7="http://schemas.microsoft.com/office/drawing/2016/5/13/chartex" xmlns:cx8="http://schemas.microsoft.com/office/drawing/2016/5/14/chartex" xmlns:mc="http://schemas.openxmlformats.org/markup-compatibility/2006" xmlns:aink="http://schemas.microsoft.com/office/drawing/2016/ink" xmlns:am3d="http://schemas.microsoft.com/office/drawing/2017/model3d" xmlns:o="urn:schemas-microsoft-com:office:office" xmlns:oel="http://schemas.microsoft.com/office/2019/extlst" xmlns:r="http://schemas.openxmlformats.org/officeDocument/2006/relationships" xmlns:m="http://schemas.openxmlformats.org/officeDocument/2006/math" xmlns:v="urn:schemas-microsoft-com:vml" xmlns:wp14="http://schemas.microsoft.com/office/word/2010/wordprocessingDrawing" xmlns:wp="http://schemas.openxmlformats.org/drawingml/2006/wordprocessingDrawing" xmlns:w10="urn:schemas-microsoft-com:office:word" xmlns:w="http://schemas.openxmlformats.org/wordprocessingml/2006/main" xmlns:w14="http://schemas.microsoft.com/office/word/2010/wordml" xmlns:w15="http://schemas.microsoft.com/office/word/2012/wordml" xmlns:w16cei="http://schemas.microsoft.com/office/word/2026/wordml/cei" xmlns:w16cex="http://schemas.microsoft.com/office/word/2018/wordml/cex" xmlns:w16cid="http://schemas.microsoft.com/office/word/2016/wordml/cid" xmlns:w16="http://schemas.microsoft.com/office/word/2018/wordml" xmlns:w16du="http://schemas.microsoft.com/office/word/2023/wordml/word16du" xmlns:w16sdtdh="http://schemas.microsoft.com/office/word/2020/wordml/sdtdatahash" xmlns:w16sdtfl="http://schemas.microsoft.com/office/word/2024/wordml/sdtformatlock" xmlns:w16se="http://schemas.microsoft.com/office/word/2015/wordml/symex" xmlns:wpg="http://schemas.microsoft.com/office/word/2010/wordprocessingGroup" xmlns:wpi="http://schemas.microsoft.com/office/word/2010/wordprocessingInk" xmlns:wne="http://schemas.microsoft.com/office/word/2006/wordml" xmlns:wps="http://schemas.microsoft.com/office/word/2010/wordprocessingShape" mc:Ignorable="w14 w15 w16se w16cid w16 w16cex w16sdtdh w16sdtfl w16du wp14">
+<w:endnotes xmlns:wpc="http://schemas.microsoft.com/office/word/2010/wordprocessingCanvas" xmlns:cx="http://schemas.microsoft.com/office/drawing/2014/chartex" xmlns:cx1="http://schemas.microsoft.com/office/drawing/2015/9/8/chartex" xmlns:cx2="http://schemas.microsoft.com/office/drawing/2015/10/21/chartex" xmlns:cx3="http://schemas.microsoft.com/office/drawing/2016/5/9/chartex" xmlns:cx4="http://schemas.microsoft.com/office/drawing/2016/5/10/chartex" xmlns:cx5="http://schemas.microsoft.com/office/drawing/2016/5/11/chartex" xmlns:cx6="http://schemas.microsoft.com/office/drawing/2016/5/12/chartex" xmlns:cx7="http://schemas.microsoft.com/office/drawing/2016/5/13/chartex" xmlns:cx8="http://schemas.microsoft.com/office/drawing/2016/5/14/chartex" xmlns:mc="http://schemas.openxmlformats.org/markup-compatibility/2006" xmlns:aink="http://schemas.microsoft.com/office/drawing/2016/ink" xmlns:am3d="http://schemas.microsoft.com/office/drawing/2017/model3d" xmlns:o="urn:schemas-microsoft-com:office:office" xmlns:oel="http://schemas.microsoft.com/office/2019/extlst" xmlns:r="http://schemas.openxmlformats.org/officeDocument/2006/relationships" xmlns:m="http://schemas.openxmlformats.org/officeDocument/2006/math" xmlns:v="urn:schemas-microsoft-com:vml" xmlns:wp14="http://schemas.microsoft.com/office/word/2010/wordprocessingDrawing" xmlns:wp="http://schemas.openxmlformats.org/drawingml/2006/wordprocessingDrawing" xmlns:w10="urn:schemas-microsoft-com:office:word" xmlns:w="http://schemas.openxmlformats.org/wordprocessingml/2006/main" xmlns:w14="http://schemas.microsoft.com/office/word/2010/wordml" xmlns:w15="http://schemas.microsoft.com/office/word/2012/wordml" xmlns:w16cex="http://schemas.microsoft.com/office/word/2018/wordml/cex" xmlns:w16cid="http://schemas.microsoft.com/office/word/2016/wordml/cid" xmlns:w16="http://schemas.microsoft.com/office/word/2018/wordml" xmlns:w16du="http://schemas.microsoft.com/office/word/2023/wordml/word16du" xmlns:w16sdtdh="http://schemas.microsoft.com/office/word/2020/wordml/sdtdatahash" xmlns:w16sdtfl="http://schemas.microsoft.com/office/word/2024/wordml/sdtformatlock" xmlns:w16se="http://schemas.microsoft.com/office/word/2015/wordml/symex" xmlns:wpg="http://schemas.microsoft.com/office/word/2010/wordprocessingGroup" xmlns:wpi="http://schemas.microsoft.com/office/word/2010/wordprocessingInk" xmlns:wne="http://schemas.microsoft.com/office/word/2006/wordml" xmlns:wps="http://schemas.microsoft.com/office/word/2010/wordprocessingShape" mc:Ignorable="w14 w15 w16se w16cid w16 w16cex w16sdtdh w16sdtfl w16du wp14">
   <w:endnote w:type="separator" w:id="-1">
     <w:p>
       <w:r>
@@ -4415,7 +4783,7 @@
 </file>
 
 <file path=word/footer1.xml><?xml version="1.0" encoding="utf-8"?>
-<w:ftr xmlns:wpc="http://schemas.microsoft.com/office/word/2010/wordprocessingCanvas" xmlns:cx="http://schemas.microsoft.com/office/drawing/2014/chartex" xmlns:cx1="http://schemas.microsoft.com/office/drawing/2015/9/8/chartex" xmlns:cx2="http://schemas.microsoft.com/office/drawing/2015/10/21/chartex" xmlns:cx3="http://schemas.microsoft.com/office/drawing/2016/5/9/chartex" xmlns:cx4="http://schemas.microsoft.com/office/drawing/2016/5/10/chartex" xmlns:cx5="http://schemas.microsoft.com/office/drawing/2016/5/11/chartex" xmlns:cx6="http://schemas.microsoft.com/office/drawing/2016/5/12/chartex" xmlns:cx7="http://schemas.microsoft.com/office/drawing/2016/5/13/chartex" xmlns:cx8="http://schemas.microsoft.com/office/drawing/2016/5/14/chartex" xmlns:mc="http://schemas.openxmlformats.org/markup-compatibility/2006" xmlns:aink="http://schemas.microsoft.com/office/drawing/2016/ink" xmlns:am3d="http://schemas.microsoft.com/office/drawing/2017/model3d" xmlns:o="urn:schemas-microsoft-com:office:office" xmlns:oel="http://schemas.microsoft.com/office/2019/extlst" xmlns:r="http://schemas.openxmlformats.org/officeDocument/2006/relationships" xmlns:m="http://schemas.openxmlformats.org/officeDocument/2006/math" xmlns:v="urn:schemas-microsoft-com:vml" xmlns:wp14="http://schemas.microsoft.com/office/word/2010/wordprocessingDrawing" xmlns:wp="http://schemas.openxmlformats.org/drawingml/2006/wordprocessingDrawing" xmlns:w10="urn:schemas-microsoft-com:office:word" xmlns:w="http://schemas.openxmlformats.org/wordprocessingml/2006/main" xmlns:w14="http://schemas.microsoft.com/office/word/2010/wordml" xmlns:w15="http://schemas.microsoft.com/office/word/2012/wordml" xmlns:w16cei="http://schemas.microsoft.com/office/word/2026/wordml/cei" xmlns:w16cex="http://schemas.microsoft.com/office/word/2018/wordml/cex" xmlns:w16cid="http://schemas.microsoft.com/office/word/2016/wordml/cid" xmlns:w16="http://schemas.microsoft.com/office/word/2018/wordml" xmlns:w16du="http://schemas.microsoft.com/office/word/2023/wordml/word16du" xmlns:w16sdtdh="http://schemas.microsoft.com/office/word/2020/wordml/sdtdatahash" xmlns:w16sdtfl="http://schemas.microsoft.com/office/word/2024/wordml/sdtformatlock" xmlns:w16se="http://schemas.microsoft.com/office/word/2015/wordml/symex" xmlns:wpg="http://schemas.microsoft.com/office/word/2010/wordprocessingGroup" xmlns:wpi="http://schemas.microsoft.com/office/word/2010/wordprocessingInk" xmlns:wne="http://schemas.microsoft.com/office/word/2006/wordml" xmlns:wps="http://schemas.microsoft.com/office/word/2010/wordprocessingShape" mc:Ignorable="w14 w15 w16se w16cid w16 w16cex w16sdtdh w16sdtfl w16du wp14">
+<w:ftr xmlns:wpc="http://schemas.microsoft.com/office/word/2010/wordprocessingCanvas" xmlns:cx="http://schemas.microsoft.com/office/drawing/2014/chartex" xmlns:cx1="http://schemas.microsoft.com/office/drawing/2015/9/8/chartex" xmlns:cx2="http://schemas.microsoft.com/office/drawing/2015/10/21/chartex" xmlns:cx3="http://schemas.microsoft.com/office/drawing/2016/5/9/chartex" xmlns:cx4="http://schemas.microsoft.com/office/drawing/2016/5/10/chartex" xmlns:cx5="http://schemas.microsoft.com/office/drawing/2016/5/11/chartex" xmlns:cx6="http://schemas.microsoft.com/office/drawing/2016/5/12/chartex" xmlns:cx7="http://schemas.microsoft.com/office/drawing/2016/5/13/chartex" xmlns:cx8="http://schemas.microsoft.com/office/drawing/2016/5/14/chartex" xmlns:mc="http://schemas.openxmlformats.org/markup-compatibility/2006" xmlns:aink="http://schemas.microsoft.com/office/drawing/2016/ink" xmlns:am3d="http://schemas.microsoft.com/office/drawing/2017/model3d" xmlns:o="urn:schemas-microsoft-com:office:office" xmlns:oel="http://schemas.microsoft.com/office/2019/extlst" xmlns:r="http://schemas.openxmlformats.org/officeDocument/2006/relationships" xmlns:m="http://schemas.openxmlformats.org/officeDocument/2006/math" xmlns:v="urn:schemas-microsoft-com:vml" xmlns:wp14="http://schemas.microsoft.com/office/word/2010/wordprocessingDrawing" xmlns:wp="http://schemas.openxmlformats.org/drawingml/2006/wordprocessingDrawing" xmlns:w10="urn:schemas-microsoft-com:office:word" xmlns:w="http://schemas.openxmlformats.org/wordprocessingml/2006/main" xmlns:w14="http://schemas.microsoft.com/office/word/2010/wordml" xmlns:w15="http://schemas.microsoft.com/office/word/2012/wordml" xmlns:w16cex="http://schemas.microsoft.com/office/word/2018/wordml/cex" xmlns:w16cid="http://schemas.microsoft.com/office/word/2016/wordml/cid" xmlns:w16="http://schemas.microsoft.com/office/word/2018/wordml" xmlns:w16du="http://schemas.microsoft.com/office/word/2023/wordml/word16du" xmlns:w16sdtdh="http://schemas.microsoft.com/office/word/2020/wordml/sdtdatahash" xmlns:w16sdtfl="http://schemas.microsoft.com/office/word/2024/wordml/sdtformatlock" xmlns:w16se="http://schemas.microsoft.com/office/word/2015/wordml/symex" xmlns:wpg="http://schemas.microsoft.com/office/word/2010/wordprocessingGroup" xmlns:wpi="http://schemas.microsoft.com/office/word/2010/wordprocessingInk" xmlns:wne="http://schemas.microsoft.com/office/word/2006/wordml" xmlns:wps="http://schemas.microsoft.com/office/word/2010/wordprocessingShape" mc:Ignorable="w14 w15 w16se w16cid w16 w16cex w16sdtdh w16sdtfl w16du wp14">
   <w:p>
     <w:pPr>
       <w:pStyle w:val="Footer"/>
@@ -4425,7 +4793,7 @@
 </file>
 
 <file path=word/footer2.xml><?xml version="1.0" encoding="utf-8"?>
-<w:ftr xmlns:wpc="http://schemas.microsoft.com/office/word/2010/wordprocessingCanvas" xmlns:cx="http://schemas.microsoft.com/office/drawing/2014/chartex" xmlns:cx1="http://schemas.microsoft.com/office/drawing/2015/9/8/chartex" xmlns:cx2="http://schemas.microsoft.com/office/drawing/2015/10/21/chartex" xmlns:cx3="http://schemas.microsoft.com/office/drawing/2016/5/9/chartex" xmlns:cx4="http://schemas.microsoft.com/office/drawing/2016/5/10/chartex" xmlns:cx5="http://schemas.microsoft.com/office/drawing/2016/5/11/chartex" xmlns:cx6="http://schemas.microsoft.com/office/drawing/2016/5/12/chartex" xmlns:cx7="http://schemas.microsoft.com/office/drawing/2016/5/13/chartex" xmlns:cx8="http://schemas.microsoft.com/office/drawing/2016/5/14/chartex" xmlns:mc="http://schemas.openxmlformats.org/markup-compatibility/2006" xmlns:aink="http://schemas.microsoft.com/office/drawing/2016/ink" xmlns:am3d="http://schemas.microsoft.com/office/drawing/2017/model3d" xmlns:o="urn:schemas-microsoft-com:office:office" xmlns:oel="http://schemas.microsoft.com/office/2019/extlst" xmlns:r="http://schemas.openxmlformats.org/officeDocument/2006/relationships" xmlns:m="http://schemas.openxmlformats.org/officeDocument/2006/math" xmlns:v="urn:schemas-microsoft-com:vml" xmlns:wp14="http://schemas.microsoft.com/office/word/2010/wordprocessingDrawing" xmlns:wp="http://schemas.openxmlformats.org/drawingml/2006/wordprocessingDrawing" xmlns:w10="urn:schemas-microsoft-com:office:word" xmlns:w="http://schemas.openxmlformats.org/wordprocessingml/2006/main" xmlns:w14="http://schemas.microsoft.com/office/word/2010/wordml" xmlns:w15="http://schemas.microsoft.com/office/word/2012/wordml" xmlns:w16cei="http://schemas.microsoft.com/office/word/2026/wordml/cei" xmlns:w16cex="http://schemas.microsoft.com/office/word/2018/wordml/cex" xmlns:w16cid="http://schemas.microsoft.com/office/word/2016/wordml/cid" xmlns:w16="http://schemas.microsoft.com/office/word/2018/wordml" xmlns:w16du="http://schemas.microsoft.com/office/word/2023/wordml/word16du" xmlns:w16sdtdh="http://schemas.microsoft.com/office/word/2020/wordml/sdtdatahash" xmlns:w16sdtfl="http://schemas.microsoft.com/office/word/2024/wordml/sdtformatlock" xmlns:w16se="http://schemas.microsoft.com/office/word/2015/wordml/symex" xmlns:wpg="http://schemas.microsoft.com/office/word/2010/wordprocessingGroup" xmlns:wpi="http://schemas.microsoft.com/office/word/2010/wordprocessingInk" xmlns:wne="http://schemas.microsoft.com/office/word/2006/wordml" xmlns:wps="http://schemas.microsoft.com/office/word/2010/wordprocessingShape" mc:Ignorable="w14 w15 w16se w16cid w16 w16cex w16sdtdh w16sdtfl w16du wp14">
+<w:ftr xmlns:wpc="http://schemas.microsoft.com/office/word/2010/wordprocessingCanvas" xmlns:cx="http://schemas.microsoft.com/office/drawing/2014/chartex" xmlns:cx1="http://schemas.microsoft.com/office/drawing/2015/9/8/chartex" xmlns:cx2="http://schemas.microsoft.com/office/drawing/2015/10/21/chartex" xmlns:cx3="http://schemas.microsoft.com/office/drawing/2016/5/9/chartex" xmlns:cx4="http://schemas.microsoft.com/office/drawing/2016/5/10/chartex" xmlns:cx5="http://schemas.microsoft.com/office/drawing/2016/5/11/chartex" xmlns:cx6="http://schemas.microsoft.com/office/drawing/2016/5/12/chartex" xmlns:cx7="http://schemas.microsoft.com/office/drawing/2016/5/13/chartex" xmlns:cx8="http://schemas.microsoft.com/office/drawing/2016/5/14/chartex" xmlns:mc="http://schemas.openxmlformats.org/markup-compatibility/2006" xmlns:aink="http://schemas.microsoft.com/office/drawing/2016/ink" xmlns:am3d="http://schemas.microsoft.com/office/drawing/2017/model3d" xmlns:o="urn:schemas-microsoft-com:office:office" xmlns:oel="http://schemas.microsoft.com/office/2019/extlst" xmlns:r="http://schemas.openxmlformats.org/officeDocument/2006/relationships" xmlns:m="http://schemas.openxmlformats.org/officeDocument/2006/math" xmlns:v="urn:schemas-microsoft-com:vml" xmlns:wp14="http://schemas.microsoft.com/office/word/2010/wordprocessingDrawing" xmlns:wp="http://schemas.openxmlformats.org/drawingml/2006/wordprocessingDrawing" xmlns:w10="urn:schemas-microsoft-com:office:word" xmlns:w="http://schemas.openxmlformats.org/wordprocessingml/2006/main" xmlns:w14="http://schemas.microsoft.com/office/word/2010/wordml" xmlns:w15="http://schemas.microsoft.com/office/word/2012/wordml" xmlns:w16cex="http://schemas.microsoft.com/office/word/2018/wordml/cex" xmlns:w16cid="http://schemas.microsoft.com/office/word/2016/wordml/cid" xmlns:w16="http://schemas.microsoft.com/office/word/2018/wordml" xmlns:w16du="http://schemas.microsoft.com/office/word/2023/wordml/word16du" xmlns:w16sdtdh="http://schemas.microsoft.com/office/word/2020/wordml/sdtdatahash" xmlns:w16sdtfl="http://schemas.microsoft.com/office/word/2024/wordml/sdtformatlock" xmlns:w16se="http://schemas.microsoft.com/office/word/2015/wordml/symex" xmlns:wpg="http://schemas.microsoft.com/office/word/2010/wordprocessingGroup" xmlns:wpi="http://schemas.microsoft.com/office/word/2010/wordprocessingInk" xmlns:wne="http://schemas.microsoft.com/office/word/2006/wordml" xmlns:wps="http://schemas.microsoft.com/office/word/2010/wordprocessingShape" mc:Ignorable="w14 w15 w16se w16cid w16 w16cex w16sdtdh w16sdtfl w16du wp14">
   <w:sdt>
     <w:sdtPr>
       <w:id w:val="1484115968"/>
@@ -4463,7 +4831,7 @@
 </file>
 
 <file path=word/footer3.xml><?xml version="1.0" encoding="utf-8"?>
-<w:ftr xmlns:wpc="http://schemas.microsoft.com/office/word/2010/wordprocessingCanvas" xmlns:cx="http://schemas.microsoft.com/office/drawing/2014/chartex" xmlns:cx1="http://schemas.microsoft.com/office/drawing/2015/9/8/chartex" xmlns:cx2="http://schemas.microsoft.com/office/drawing/2015/10/21/chartex" xmlns:cx3="http://schemas.microsoft.com/office/drawing/2016/5/9/chartex" xmlns:cx4="http://schemas.microsoft.com/office/drawing/2016/5/10/chartex" xmlns:cx5="http://schemas.microsoft.com/office/drawing/2016/5/11/chartex" xmlns:cx6="http://schemas.microsoft.com/office/drawing/2016/5/12/chartex" xmlns:cx7="http://schemas.microsoft.com/office/drawing/2016/5/13/chartex" xmlns:cx8="http://schemas.microsoft.com/office/drawing/2016/5/14/chartex" xmlns:mc="http://schemas.openxmlformats.org/markup-compatibility/2006" xmlns:aink="http://schemas.microsoft.com/office/drawing/2016/ink" xmlns:am3d="http://schemas.microsoft.com/office/drawing/2017/model3d" xmlns:o="urn:schemas-microsoft-com:office:office" xmlns:oel="http://schemas.microsoft.com/office/2019/extlst" xmlns:r="http://schemas.openxmlformats.org/officeDocument/2006/relationships" xmlns:m="http://schemas.openxmlformats.org/officeDocument/2006/math" xmlns:v="urn:schemas-microsoft-com:vml" xmlns:wp14="http://schemas.microsoft.com/office/word/2010/wordprocessingDrawing" xmlns:wp="http://schemas.openxmlformats.org/drawingml/2006/wordprocessingDrawing" xmlns:w10="urn:schemas-microsoft-com:office:word" xmlns:w="http://schemas.openxmlformats.org/wordprocessingml/2006/main" xmlns:w14="http://schemas.microsoft.com/office/word/2010/wordml" xmlns:w15="http://schemas.microsoft.com/office/word/2012/wordml" xmlns:w16cei="http://schemas.microsoft.com/office/word/2026/wordml/cei" xmlns:w16cex="http://schemas.microsoft.com/office/word/2018/wordml/cex" xmlns:w16cid="http://schemas.microsoft.com/office/word/2016/wordml/cid" xmlns:w16="http://schemas.microsoft.com/office/word/2018/wordml" xmlns:w16du="http://schemas.microsoft.com/office/word/2023/wordml/word16du" xmlns:w16sdtdh="http://schemas.microsoft.com/office/word/2020/wordml/sdtdatahash" xmlns:w16sdtfl="http://schemas.microsoft.com/office/word/2024/wordml/sdtformatlock" xmlns:w16se="http://schemas.microsoft.com/office/word/2015/wordml/symex" xmlns:wpg="http://schemas.microsoft.com/office/word/2010/wordprocessingGroup" xmlns:wpi="http://schemas.microsoft.com/office/word/2010/wordprocessingInk" xmlns:wne="http://schemas.microsoft.com/office/word/2006/wordml" xmlns:wps="http://schemas.microsoft.com/office/word/2010/wordprocessingShape" mc:Ignorable="w14 w15 w16se w16cid w16 w16cex w16sdtdh w16sdtfl w16du wp14">
+<w:ftr xmlns:wpc="http://schemas.microsoft.com/office/word/2010/wordprocessingCanvas" xmlns:cx="http://schemas.microsoft.com/office/drawing/2014/chartex" xmlns:cx1="http://schemas.microsoft.com/office/drawing/2015/9/8/chartex" xmlns:cx2="http://schemas.microsoft.com/office/drawing/2015/10/21/chartex" xmlns:cx3="http://schemas.microsoft.com/office/drawing/2016/5/9/chartex" xmlns:cx4="http://schemas.microsoft.com/office/drawing/2016/5/10/chartex" xmlns:cx5="http://schemas.microsoft.com/office/drawing/2016/5/11/chartex" xmlns:cx6="http://schemas.microsoft.com/office/drawing/2016/5/12/chartex" xmlns:cx7="http://schemas.microsoft.com/office/drawing/2016/5/13/chartex" xmlns:cx8="http://schemas.microsoft.com/office/drawing/2016/5/14/chartex" xmlns:mc="http://schemas.openxmlformats.org/markup-compatibility/2006" xmlns:aink="http://schemas.microsoft.com/office/drawing/2016/ink" xmlns:am3d="http://schemas.microsoft.com/office/drawing/2017/model3d" xmlns:o="urn:schemas-microsoft-com:office:office" xmlns:oel="http://schemas.microsoft.com/office/2019/extlst" xmlns:r="http://schemas.openxmlformats.org/officeDocument/2006/relationships" xmlns:m="http://schemas.openxmlformats.org/officeDocument/2006/math" xmlns:v="urn:schemas-microsoft-com:vml" xmlns:wp14="http://schemas.microsoft.com/office/word/2010/wordprocessingDrawing" xmlns:wp="http://schemas.openxmlformats.org/drawingml/2006/wordprocessingDrawing" xmlns:w10="urn:schemas-microsoft-com:office:word" xmlns:w="http://schemas.openxmlformats.org/wordprocessingml/2006/main" xmlns:w14="http://schemas.microsoft.com/office/word/2010/wordml" xmlns:w15="http://schemas.microsoft.com/office/word/2012/wordml" xmlns:w16cex="http://schemas.microsoft.com/office/word/2018/wordml/cex" xmlns:w16cid="http://schemas.microsoft.com/office/word/2016/wordml/cid" xmlns:w16="http://schemas.microsoft.com/office/word/2018/wordml" xmlns:w16du="http://schemas.microsoft.com/office/word/2023/wordml/word16du" xmlns:w16sdtdh="http://schemas.microsoft.com/office/word/2020/wordml/sdtdatahash" xmlns:w16sdtfl="http://schemas.microsoft.com/office/word/2024/wordml/sdtformatlock" xmlns:w16se="http://schemas.microsoft.com/office/word/2015/wordml/symex" xmlns:wpg="http://schemas.microsoft.com/office/word/2010/wordprocessingGroup" xmlns:wpi="http://schemas.microsoft.com/office/word/2010/wordprocessingInk" xmlns:wne="http://schemas.microsoft.com/office/word/2006/wordml" xmlns:wps="http://schemas.microsoft.com/office/word/2010/wordprocessingShape" mc:Ignorable="w14 w15 w16se w16cid w16 w16cex w16sdtdh w16sdtfl w16du wp14">
   <w:p>
     <w:pPr>
       <w:pStyle w:val="Footer"/>
@@ -4473,7 +4841,7 @@
 </file>
 
 <file path=word/footnotes.xml><?xml version="1.0" encoding="utf-8"?>
-<w:footnotes xmlns:wpc="http://schemas.microsoft.com/office/word/2010/wordprocessingCanvas" xmlns:cx="http://schemas.microsoft.com/office/drawing/2014/chartex" xmlns:cx1="http://schemas.microsoft.com/office/drawing/2015/9/8/chartex" xmlns:cx2="http://schemas.microsoft.com/office/drawing/2015/10/21/chartex" xmlns:cx3="http://schemas.microsoft.com/office/drawing/2016/5/9/chartex" xmlns:cx4="http://schemas.microsoft.com/office/drawing/2016/5/10/chartex" xmlns:cx5="http://schemas.microsoft.com/office/drawing/2016/5/11/chartex" xmlns:cx6="http://schemas.microsoft.com/office/drawing/2016/5/12/chartex" xmlns:cx7="http://schemas.microsoft.com/office/drawing/2016/5/13/chartex" xmlns:cx8="http://schemas.microsoft.com/office/drawing/2016/5/14/chartex" xmlns:mc="http://schemas.openxmlformats.org/markup-compatibility/2006" xmlns:aink="http://schemas.microsoft.com/office/drawing/2016/ink" xmlns:am3d="http://schemas.microsoft.com/office/drawing/2017/model3d" xmlns:o="urn:schemas-microsoft-com:office:office" xmlns:oel="http://schemas.microsoft.com/office/2019/extlst" xmlns:r="http://schemas.openxmlformats.org/officeDocument/2006/relationships" xmlns:m="http://schemas.openxmlformats.org/officeDocument/2006/math" xmlns:v="urn:schemas-microsoft-com:vml" xmlns:wp14="http://schemas.microsoft.com/office/word/2010/wordprocessingDrawing" xmlns:wp="http://schemas.openxmlformats.org/drawingml/2006/wordprocessingDrawing" xmlns:w10="urn:schemas-microsoft-com:office:word" xmlns:w="http://schemas.openxmlformats.org/wordprocessingml/2006/main" xmlns:w14="http://schemas.microsoft.com/office/word/2010/wordml" xmlns:w15="http://schemas.microsoft.com/office/word/2012/wordml" xmlns:w16cei="http://schemas.microsoft.com/office/word/2026/wordml/cei" xmlns:w16cex="http://schemas.microsoft.com/office/word/2018/wordml/cex" xmlns:w16cid="http://schemas.microsoft.com/office/word/2016/wordml/cid" xmlns:w16="http://schemas.microsoft.com/office/word/2018/wordml" xmlns:w16du="http://schemas.microsoft.com/office/word/2023/wordml/word16du" xmlns:w16sdtdh="http://schemas.microsoft.com/office/word/2020/wordml/sdtdatahash" xmlns:w16sdtfl="http://schemas.microsoft.com/office/word/2024/wordml/sdtformatlock" xmlns:w16se="http://schemas.microsoft.com/office/word/2015/wordml/symex" xmlns:wpg="http://schemas.microsoft.com/office/word/2010/wordprocessingGroup" xmlns:wpi="http://schemas.microsoft.com/office/word/2010/wordprocessingInk" xmlns:wne="http://schemas.microsoft.com/office/word/2006/wordml" xmlns:wps="http://schemas.microsoft.com/office/word/2010/wordprocessingShape" mc:Ignorable="w14 w15 w16se w16cid w16 w16cex w16sdtdh w16sdtfl w16du wp14">
+<w:footnotes xmlns:wpc="http://schemas.microsoft.com/office/word/2010/wordprocessingCanvas" xmlns:cx="http://schemas.microsoft.com/office/drawing/2014/chartex" xmlns:cx1="http://schemas.microsoft.com/office/drawing/2015/9/8/chartex" xmlns:cx2="http://schemas.microsoft.com/office/drawing/2015/10/21/chartex" xmlns:cx3="http://schemas.microsoft.com/office/drawing/2016/5/9/chartex" xmlns:cx4="http://schemas.microsoft.com/office/drawing/2016/5/10/chartex" xmlns:cx5="http://schemas.microsoft.com/office/drawing/2016/5/11/chartex" xmlns:cx6="http://schemas.microsoft.com/office/drawing/2016/5/12/chartex" xmlns:cx7="http://schemas.microsoft.com/office/drawing/2016/5/13/chartex" xmlns:cx8="http://schemas.microsoft.com/office/drawing/2016/5/14/chartex" xmlns:mc="http://schemas.openxmlformats.org/markup-compatibility/2006" xmlns:aink="http://schemas.microsoft.com/office/drawing/2016/ink" xmlns:am3d="http://schemas.microsoft.com/office/drawing/2017/model3d" xmlns:o="urn:schemas-microsoft-com:office:office" xmlns:oel="http://schemas.microsoft.com/office/2019/extlst" xmlns:r="http://schemas.openxmlformats.org/officeDocument/2006/relationships" xmlns:m="http://schemas.openxmlformats.org/officeDocument/2006/math" xmlns:v="urn:schemas-microsoft-com:vml" xmlns:wp14="http://schemas.microsoft.com/office/word/2010/wordprocessingDrawing" xmlns:wp="http://schemas.openxmlformats.org/drawingml/2006/wordprocessingDrawing" xmlns:w10="urn:schemas-microsoft-com:office:word" xmlns:w="http://schemas.openxmlformats.org/wordprocessingml/2006/main" xmlns:w14="http://schemas.microsoft.com/office/word/2010/wordml" xmlns:w15="http://schemas.microsoft.com/office/word/2012/wordml" xmlns:w16cex="http://schemas.microsoft.com/office/word/2018/wordml/cex" xmlns:w16cid="http://schemas.microsoft.com/office/word/2016/wordml/cid" xmlns:w16="http://schemas.microsoft.com/office/word/2018/wordml" xmlns:w16du="http://schemas.microsoft.com/office/word/2023/wordml/word16du" xmlns:w16sdtdh="http://schemas.microsoft.com/office/word/2020/wordml/sdtdatahash" xmlns:w16sdtfl="http://schemas.microsoft.com/office/word/2024/wordml/sdtformatlock" xmlns:w16se="http://schemas.microsoft.com/office/word/2015/wordml/symex" xmlns:wpg="http://schemas.microsoft.com/office/word/2010/wordprocessingGroup" xmlns:wpi="http://schemas.microsoft.com/office/word/2010/wordprocessingInk" xmlns:wne="http://schemas.microsoft.com/office/word/2006/wordml" xmlns:wps="http://schemas.microsoft.com/office/word/2010/wordprocessingShape" mc:Ignorable="w14 w15 w16se w16cid w16 w16cex w16sdtdh w16sdtfl w16du wp14">
   <w:footnote w:type="separator" w:id="-1">
     <w:p>
       <w:r>
@@ -4492,7 +4860,7 @@
 </file>
 
 <file path=word/header1.xml><?xml version="1.0" encoding="utf-8"?>
-<w:hdr xmlns:wpc="http://schemas.microsoft.com/office/word/2010/wordprocessingCanvas" xmlns:cx="http://schemas.microsoft.com/office/drawing/2014/chartex" xmlns:cx1="http://schemas.microsoft.com/office/drawing/2015/9/8/chartex" xmlns:cx2="http://schemas.microsoft.com/office/drawing/2015/10/21/chartex" xmlns:cx3="http://schemas.microsoft.com/office/drawing/2016/5/9/chartex" xmlns:cx4="http://schemas.microsoft.com/office/drawing/2016/5/10/chartex" xmlns:cx5="http://schemas.microsoft.com/office/drawing/2016/5/11/chartex" xmlns:cx6="http://schemas.microsoft.com/office/drawing/2016/5/12/chartex" xmlns:cx7="http://schemas.microsoft.com/office/drawing/2016/5/13/chartex" xmlns:cx8="http://schemas.microsoft.com/office/drawing/2016/5/14/chartex" xmlns:mc="http://schemas.openxmlformats.org/markup-compatibility/2006" xmlns:aink="http://schemas.microsoft.com/office/drawing/2016/ink" xmlns:am3d="http://schemas.microsoft.com/office/drawing/2017/model3d" xmlns:o="urn:schemas-microsoft-com:office:office" xmlns:oel="http://schemas.microsoft.com/office/2019/extlst" xmlns:r="http://schemas.openxmlformats.org/officeDocument/2006/relationships" xmlns:m="http://schemas.openxmlformats.org/officeDocument/2006/math" xmlns:v="urn:schemas-microsoft-com:vml" xmlns:wp14="http://schemas.microsoft.com/office/word/2010/wordprocessingDrawing" xmlns:wp="http://schemas.openxmlformats.org/drawingml/2006/wordprocessingDrawing" xmlns:w10="urn:schemas-microsoft-com:office:word" xmlns:w="http://schemas.openxmlformats.org/wordprocessingml/2006/main" xmlns:w14="http://schemas.microsoft.com/office/word/2010/wordml" xmlns:w15="http://schemas.microsoft.com/office/word/2012/wordml" xmlns:w16cei="http://schemas.microsoft.com/office/word/2026/wordml/cei" xmlns:w16cex="http://schemas.microsoft.com/office/word/2018/wordml/cex" xmlns:w16cid="http://schemas.microsoft.com/office/word/2016/wordml/cid" xmlns:w16="http://schemas.microsoft.com/office/word/2018/wordml" xmlns:w16du="http://schemas.microsoft.com/office/word/2023/wordml/word16du" xmlns:w16sdtdh="http://schemas.microsoft.com/office/word/2020/wordml/sdtdatahash" xmlns:w16sdtfl="http://schemas.microsoft.com/office/word/2024/wordml/sdtformatlock" xmlns:w16se="http://schemas.microsoft.com/office/word/2015/wordml/symex" xmlns:wpg="http://schemas.microsoft.com/office/word/2010/wordprocessingGroup" xmlns:wpi="http://schemas.microsoft.com/office/word/2010/wordprocessingInk" xmlns:wne="http://schemas.microsoft.com/office/word/2006/wordml" xmlns:wps="http://schemas.microsoft.com/office/word/2010/wordprocessingShape" mc:Ignorable="w14 w15 w16se w16cid w16 w16cex w16sdtdh w16sdtfl w16du wp14">
+<w:hdr xmlns:wpc="http://schemas.microsoft.com/office/word/2010/wordprocessingCanvas" xmlns:cx="http://schemas.microsoft.com/office/drawing/2014/chartex" xmlns:cx1="http://schemas.microsoft.com/office/drawing/2015/9/8/chartex" xmlns:cx2="http://schemas.microsoft.com/office/drawing/2015/10/21/chartex" xmlns:cx3="http://schemas.microsoft.com/office/drawing/2016/5/9/chartex" xmlns:cx4="http://schemas.microsoft.com/office/drawing/2016/5/10/chartex" xmlns:cx5="http://schemas.microsoft.com/office/drawing/2016/5/11/chartex" xmlns:cx6="http://schemas.microsoft.com/office/drawing/2016/5/12/chartex" xmlns:cx7="http://schemas.microsoft.com/office/drawing/2016/5/13/chartex" xmlns:cx8="http://schemas.microsoft.com/office/drawing/2016/5/14/chartex" xmlns:mc="http://schemas.openxmlformats.org/markup-compatibility/2006" xmlns:aink="http://schemas.microsoft.com/office/drawing/2016/ink" xmlns:am3d="http://schemas.microsoft.com/office/drawing/2017/model3d" xmlns:o="urn:schemas-microsoft-com:office:office" xmlns:oel="http://schemas.microsoft.com/office/2019/extlst" xmlns:r="http://schemas.openxmlformats.org/officeDocument/2006/relationships" xmlns:m="http://schemas.openxmlformats.org/officeDocument/2006/math" xmlns:v="urn:schemas-microsoft-com:vml" xmlns:wp14="http://schemas.microsoft.com/office/word/2010/wordprocessingDrawing" xmlns:wp="http://schemas.openxmlformats.org/drawingml/2006/wordprocessingDrawing" xmlns:w10="urn:schemas-microsoft-com:office:word" xmlns:w="http://schemas.openxmlformats.org/wordprocessingml/2006/main" xmlns:w14="http://schemas.microsoft.com/office/word/2010/wordml" xmlns:w15="http://schemas.microsoft.com/office/word/2012/wordml" xmlns:w16cex="http://schemas.microsoft.com/office/word/2018/wordml/cex" xmlns:w16cid="http://schemas.microsoft.com/office/word/2016/wordml/cid" xmlns:w16="http://schemas.microsoft.com/office/word/2018/wordml" xmlns:w16du="http://schemas.microsoft.com/office/word/2023/wordml/word16du" xmlns:w16sdtdh="http://schemas.microsoft.com/office/word/2020/wordml/sdtdatahash" xmlns:w16sdtfl="http://schemas.microsoft.com/office/word/2024/wordml/sdtformatlock" xmlns:w16se="http://schemas.microsoft.com/office/word/2015/wordml/symex" xmlns:wpg="http://schemas.microsoft.com/office/word/2010/wordprocessingGroup" xmlns:wpi="http://schemas.microsoft.com/office/word/2010/wordprocessingInk" xmlns:wne="http://schemas.microsoft.com/office/word/2006/wordml" xmlns:wps="http://schemas.microsoft.com/office/word/2010/wordprocessingShape" mc:Ignorable="w14 w15 w16se w16cid w16 w16cex w16sdtdh w16sdtfl w16du wp14">
   <w:p>
     <w:pPr>
       <w:pStyle w:val="Header"/>
@@ -4502,7 +4870,7 @@
 </file>
 
 <file path=word/header2.xml><?xml version="1.0" encoding="utf-8"?>
-<w:hdr xmlns:wpc="http://schemas.microsoft.com/office/word/2010/wordprocessingCanvas" xmlns:cx="http://schemas.microsoft.com/office/drawing/2014/chartex" xmlns:cx1="http://schemas.microsoft.com/office/drawing/2015/9/8/chartex" xmlns:cx2="http://schemas.microsoft.com/office/drawing/2015/10/21/chartex" xmlns:cx3="http://schemas.microsoft.com/office/drawing/2016/5/9/chartex" xmlns:cx4="http://schemas.microsoft.com/office/drawing/2016/5/10/chartex" xmlns:cx5="http://schemas.microsoft.com/office/drawing/2016/5/11/chartex" xmlns:cx6="http://schemas.microsoft.com/office/drawing/2016/5/12/chartex" xmlns:cx7="http://schemas.microsoft.com/office/drawing/2016/5/13/chartex" xmlns:cx8="http://schemas.microsoft.com/office/drawing/2016/5/14/chartex" xmlns:mc="http://schemas.openxmlformats.org/markup-compatibility/2006" xmlns:aink="http://schemas.microsoft.com/office/drawing/2016/ink" xmlns:am3d="http://schemas.microsoft.com/office/drawing/2017/model3d" xmlns:o="urn:schemas-microsoft-com:office:office" xmlns:oel="http://schemas.microsoft.com/office/2019/extlst" xmlns:r="http://schemas.openxmlformats.org/officeDocument/2006/relationships" xmlns:m="http://schemas.openxmlformats.org/officeDocument/2006/math" xmlns:v="urn:schemas-microsoft-com:vml" xmlns:wp14="http://schemas.microsoft.com/office/word/2010/wordprocessingDrawing" xmlns:wp="http://schemas.openxmlformats.org/drawingml/2006/wordprocessingDrawing" xmlns:w10="urn:schemas-microsoft-com:office:word" xmlns:w="http://schemas.openxmlformats.org/wordprocessingml/2006/main" xmlns:w14="http://schemas.microsoft.com/office/word/2010/wordml" xmlns:w15="http://schemas.microsoft.com/office/word/2012/wordml" xmlns:w16cei="http://schemas.microsoft.com/office/word/2026/wordml/cei" xmlns:w16cex="http://schemas.microsoft.com/office/word/2018/wordml/cex" xmlns:w16cid="http://schemas.microsoft.com/office/word/2016/wordml/cid" xmlns:w16="http://schemas.microsoft.com/office/word/2018/wordml" xmlns:w16du="http://schemas.microsoft.com/office/word/2023/wordml/word16du" xmlns:w16sdtdh="http://schemas.microsoft.com/office/word/2020/wordml/sdtdatahash" xmlns:w16sdtfl="http://schemas.microsoft.com/office/word/2024/wordml/sdtformatlock" xmlns:w16se="http://schemas.microsoft.com/office/word/2015/wordml/symex" xmlns:wpg="http://schemas.microsoft.com/office/word/2010/wordprocessingGroup" xmlns:wpi="http://schemas.microsoft.com/office/word/2010/wordprocessingInk" xmlns:wne="http://schemas.microsoft.com/office/word/2006/wordml" xmlns:wps="http://schemas.microsoft.com/office/word/2010/wordprocessingShape" mc:Ignorable="w14 w15 w16se w16cid w16 w16cex w16sdtdh w16sdtfl w16du wp14">
+<w:hdr xmlns:wpc="http://schemas.microsoft.com/office/word/2010/wordprocessingCanvas" xmlns:cx="http://schemas.microsoft.com/office/drawing/2014/chartex" xmlns:cx1="http://schemas.microsoft.com/office/drawing/2015/9/8/chartex" xmlns:cx2="http://schemas.microsoft.com/office/drawing/2015/10/21/chartex" xmlns:cx3="http://schemas.microsoft.com/office/drawing/2016/5/9/chartex" xmlns:cx4="http://schemas.microsoft.com/office/drawing/2016/5/10/chartex" xmlns:cx5="http://schemas.microsoft.com/office/drawing/2016/5/11/chartex" xmlns:cx6="http://schemas.microsoft.com/office/drawing/2016/5/12/chartex" xmlns:cx7="http://schemas.microsoft.com/office/drawing/2016/5/13/chartex" xmlns:cx8="http://schemas.microsoft.com/office/drawing/2016/5/14/chartex" xmlns:mc="http://schemas.openxmlformats.org/markup-compatibility/2006" xmlns:aink="http://schemas.microsoft.com/office/drawing/2016/ink" xmlns:am3d="http://schemas.microsoft.com/office/drawing/2017/model3d" xmlns:o="urn:schemas-microsoft-com:office:office" xmlns:oel="http://schemas.microsoft.com/office/2019/extlst" xmlns:r="http://schemas.openxmlformats.org/officeDocument/2006/relationships" xmlns:m="http://schemas.openxmlformats.org/officeDocument/2006/math" xmlns:v="urn:schemas-microsoft-com:vml" xmlns:wp14="http://schemas.microsoft.com/office/word/2010/wordprocessingDrawing" xmlns:wp="http://schemas.openxmlformats.org/drawingml/2006/wordprocessingDrawing" xmlns:w10="urn:schemas-microsoft-com:office:word" xmlns:w="http://schemas.openxmlformats.org/wordprocessingml/2006/main" xmlns:w14="http://schemas.microsoft.com/office/word/2010/wordml" xmlns:w15="http://schemas.microsoft.com/office/word/2012/wordml" xmlns:w16cex="http://schemas.microsoft.com/office/word/2018/wordml/cex" xmlns:w16cid="http://schemas.microsoft.com/office/word/2016/wordml/cid" xmlns:w16="http://schemas.microsoft.com/office/word/2018/wordml" xmlns:w16du="http://schemas.microsoft.com/office/word/2023/wordml/word16du" xmlns:w16sdtdh="http://schemas.microsoft.com/office/word/2020/wordml/sdtdatahash" xmlns:w16sdtfl="http://schemas.microsoft.com/office/word/2024/wordml/sdtformatlock" xmlns:w16se="http://schemas.microsoft.com/office/word/2015/wordml/symex" xmlns:wpg="http://schemas.microsoft.com/office/word/2010/wordprocessingGroup" xmlns:wpi="http://schemas.microsoft.com/office/word/2010/wordprocessingInk" xmlns:wne="http://schemas.microsoft.com/office/word/2006/wordml" xmlns:wps="http://schemas.microsoft.com/office/word/2010/wordprocessingShape" mc:Ignorable="w14 w15 w16se w16cid w16 w16cex w16sdtdh w16sdtfl w16du wp14">
   <w:p>
     <w:pPr>
       <w:pStyle w:val="Header"/>
@@ -4512,7 +4880,7 @@
 </file>
 
 <file path=word/header3.xml><?xml version="1.0" encoding="utf-8"?>
-<w:hdr xmlns:wpc="http://schemas.microsoft.com/office/word/2010/wordprocessingCanvas" xmlns:cx="http://schemas.microsoft.com/office/drawing/2014/chartex" xmlns:cx1="http://schemas.microsoft.com/office/drawing/2015/9/8/chartex" xmlns:cx2="http://schemas.microsoft.com/office/drawing/2015/10/21/chartex" xmlns:cx3="http://schemas.microsoft.com/office/drawing/2016/5/9/chartex" xmlns:cx4="http://schemas.microsoft.com/office/drawing/2016/5/10/chartex" xmlns:cx5="http://schemas.microsoft.com/office/drawing/2016/5/11/chartex" xmlns:cx6="http://schemas.microsoft.com/office/drawing/2016/5/12/chartex" xmlns:cx7="http://schemas.microsoft.com/office/drawing/2016/5/13/chartex" xmlns:cx8="http://schemas.microsoft.com/office/drawing/2016/5/14/chartex" xmlns:mc="http://schemas.openxmlformats.org/markup-compatibility/2006" xmlns:aink="http://schemas.microsoft.com/office/drawing/2016/ink" xmlns:am3d="http://schemas.microsoft.com/office/drawing/2017/model3d" xmlns:o="urn:schemas-microsoft-com:office:office" xmlns:oel="http://schemas.microsoft.com/office/2019/extlst" xmlns:r="http://schemas.openxmlformats.org/officeDocument/2006/relationships" xmlns:m="http://schemas.openxmlformats.org/officeDocument/2006/math" xmlns:v="urn:schemas-microsoft-com:vml" xmlns:wp14="http://schemas.microsoft.com/office/word/2010/wordprocessingDrawing" xmlns:wp="http://schemas.openxmlformats.org/drawingml/2006/wordprocessingDrawing" xmlns:w10="urn:schemas-microsoft-com:office:word" xmlns:w="http://schemas.openxmlformats.org/wordprocessingml/2006/main" xmlns:w14="http://schemas.microsoft.com/office/word/2010/wordml" xmlns:w15="http://schemas.microsoft.com/office/word/2012/wordml" xmlns:w16cei="http://schemas.microsoft.com/office/word/2026/wordml/cei" xmlns:w16cex="http://schemas.microsoft.com/office/word/2018/wordml/cex" xmlns:w16cid="http://schemas.microsoft.com/office/word/2016/wordml/cid" xmlns:w16="http://schemas.microsoft.com/office/word/2018/wordml" xmlns:w16du="http://schemas.microsoft.com/office/word/2023/wordml/word16du" xmlns:w16sdtdh="http://schemas.microsoft.com/office/word/2020/wordml/sdtdatahash" xmlns:w16sdtfl="http://schemas.microsoft.com/office/word/2024/wordml/sdtformatlock" xmlns:w16se="http://schemas.microsoft.com/office/word/2015/wordml/symex" xmlns:wpg="http://schemas.microsoft.com/office/word/2010/wordprocessingGroup" xmlns:wpi="http://schemas.microsoft.com/office/word/2010/wordprocessingInk" xmlns:wne="http://schemas.microsoft.com/office/word/2006/wordml" xmlns:wps="http://schemas.microsoft.com/office/word/2010/wordprocessingShape" mc:Ignorable="w14 w15 w16se w16cid w16 w16cex w16sdtdh w16sdtfl w16du wp14">
+<w:hdr xmlns:wpc="http://schemas.microsoft.com/office/word/2010/wordprocessingCanvas" xmlns:cx="http://schemas.microsoft.com/office/drawing/2014/chartex" xmlns:cx1="http://schemas.microsoft.com/office/drawing/2015/9/8/chartex" xmlns:cx2="http://schemas.microsoft.com/office/drawing/2015/10/21/chartex" xmlns:cx3="http://schemas.microsoft.com/office/drawing/2016/5/9/chartex" xmlns:cx4="http://schemas.microsoft.com/office/drawing/2016/5/10/chartex" xmlns:cx5="http://schemas.microsoft.com/office/drawing/2016/5/11/chartex" xmlns:cx6="http://schemas.microsoft.com/office/drawing/2016/5/12/chartex" xmlns:cx7="http://schemas.microsoft.com/office/drawing/2016/5/13/chartex" xmlns:cx8="http://schemas.microsoft.com/office/drawing/2016/5/14/chartex" xmlns:mc="http://schemas.openxmlformats.org/markup-compatibility/2006" xmlns:aink="http://schemas.microsoft.com/office/drawing/2016/ink" xmlns:am3d="http://schemas.microsoft.com/office/drawing/2017/model3d" xmlns:o="urn:schemas-microsoft-com:office:office" xmlns:oel="http://schemas.microsoft.com/office/2019/extlst" xmlns:r="http://schemas.openxmlformats.org/officeDocument/2006/relationships" xmlns:m="http://schemas.openxmlformats.org/officeDocument/2006/math" xmlns:v="urn:schemas-microsoft-com:vml" xmlns:wp14="http://schemas.microsoft.com/office/word/2010/wordprocessingDrawing" xmlns:wp="http://schemas.openxmlformats.org/drawingml/2006/wordprocessingDrawing" xmlns:w10="urn:schemas-microsoft-com:office:word" xmlns:w="http://schemas.openxmlformats.org/wordprocessingml/2006/main" xmlns:w14="http://schemas.microsoft.com/office/word/2010/wordml" xmlns:w15="http://schemas.microsoft.com/office/word/2012/wordml" xmlns:w16cex="http://schemas.microsoft.com/office/word/2018/wordml/cex" xmlns:w16cid="http://schemas.microsoft.com/office/word/2016/wordml/cid" xmlns:w16="http://schemas.microsoft.com/office/word/2018/wordml" xmlns:w16du="http://schemas.microsoft.com/office/word/2023/wordml/word16du" xmlns:w16sdtdh="http://schemas.microsoft.com/office/word/2020/wordml/sdtdatahash" xmlns:w16sdtfl="http://schemas.microsoft.com/office/word/2024/wordml/sdtformatlock" xmlns:w16se="http://schemas.microsoft.com/office/word/2015/wordml/symex" xmlns:wpg="http://schemas.microsoft.com/office/word/2010/wordprocessingGroup" xmlns:wpi="http://schemas.microsoft.com/office/word/2010/wordprocessingInk" xmlns:wne="http://schemas.microsoft.com/office/word/2006/wordml" xmlns:wps="http://schemas.microsoft.com/office/word/2010/wordprocessingShape" mc:Ignorable="w14 w15 w16se w16cid w16 w16cex w16sdtdh w16sdtfl w16du wp14">
   <w:p>
     <w:pPr>
       <w:pStyle w:val="Header"/>
@@ -4522,7 +4890,7 @@
 </file>
 
 <file path=word/numbering.xml><?xml version="1.0" encoding="utf-8"?>
-<w:numbering xmlns:wpc="http://schemas.microsoft.com/office/word/2010/wordprocessingCanvas" xmlns:cx="http://schemas.microsoft.com/office/drawing/2014/chartex" xmlns:cx1="http://schemas.microsoft.com/office/drawing/2015/9/8/chartex" xmlns:cx2="http://schemas.microsoft.com/office/drawing/2015/10/21/chartex" xmlns:cx3="http://schemas.microsoft.com/office/drawing/2016/5/9/chartex" xmlns:cx4="http://schemas.microsoft.com/office/drawing/2016/5/10/chartex" xmlns:cx5="http://schemas.microsoft.com/office/drawing/2016/5/11/chartex" xmlns:cx6="http://schemas.microsoft.com/office/drawing/2016/5/12/chartex" xmlns:cx7="http://schemas.microsoft.com/office/drawing/2016/5/13/chartex" xmlns:cx8="http://schemas.microsoft.com/office/drawing/2016/5/14/chartex" xmlns:mc="http://schemas.openxmlformats.org/markup-compatibility/2006" xmlns:aink="http://schemas.microsoft.com/office/drawing/2016/ink" xmlns:am3d="http://schemas.microsoft.com/office/drawing/2017/model3d" xmlns:o="urn:schemas-microsoft-com:office:office" xmlns:oel="http://schemas.microsoft.com/office/2019/extlst" xmlns:r="http://schemas.openxmlformats.org/officeDocument/2006/relationships" xmlns:m="http://schemas.openxmlformats.org/officeDocument/2006/math" xmlns:v="urn:schemas-microsoft-com:vml" xmlns:wp14="http://schemas.microsoft.com/office/word/2010/wordprocessingDrawing" xmlns:wp="http://schemas.openxmlformats.org/drawingml/2006/wordprocessingDrawing" xmlns:w10="urn:schemas-microsoft-com:office:word" xmlns:w="http://schemas.openxmlformats.org/wordprocessingml/2006/main" xmlns:w14="http://schemas.microsoft.com/office/word/2010/wordml" xmlns:w15="http://schemas.microsoft.com/office/word/2012/wordml" xmlns:w16cei="http://schemas.microsoft.com/office/word/2026/wordml/cei" xmlns:w16cex="http://schemas.microsoft.com/office/word/2018/wordml/cex" xmlns:w16cid="http://schemas.microsoft.com/office/word/2016/wordml/cid" xmlns:w16="http://schemas.microsoft.com/office/word/2018/wordml" xmlns:w16du="http://schemas.microsoft.com/office/word/2023/wordml/word16du" xmlns:w16sdtdh="http://schemas.microsoft.com/office/word/2020/wordml/sdtdatahash" xmlns:w16sdtfl="http://schemas.microsoft.com/office/word/2024/wordml/sdtformatlock" xmlns:w16se="http://schemas.microsoft.com/office/word/2015/wordml/symex" xmlns:wpg="http://schemas.microsoft.com/office/word/2010/wordprocessingGroup" xmlns:wpi="http://schemas.microsoft.com/office/word/2010/wordprocessingInk" xmlns:wne="http://schemas.microsoft.com/office/word/2006/wordml" xmlns:wps="http://schemas.microsoft.com/office/word/2010/wordprocessingShape" mc:Ignorable="w14 w15 w16se w16cid w16 w16cex w16sdtdh w16sdtfl w16du wp14">
+<w:numbering xmlns:wpc="http://schemas.microsoft.com/office/word/2010/wordprocessingCanvas" xmlns:cx="http://schemas.microsoft.com/office/drawing/2014/chartex" xmlns:cx1="http://schemas.microsoft.com/office/drawing/2015/9/8/chartex" xmlns:cx2="http://schemas.microsoft.com/office/drawing/2015/10/21/chartex" xmlns:cx3="http://schemas.microsoft.com/office/drawing/2016/5/9/chartex" xmlns:cx4="http://schemas.microsoft.com/office/drawing/2016/5/10/chartex" xmlns:cx5="http://schemas.microsoft.com/office/drawing/2016/5/11/chartex" xmlns:cx6="http://schemas.microsoft.com/office/drawing/2016/5/12/chartex" xmlns:cx7="http://schemas.microsoft.com/office/drawing/2016/5/13/chartex" xmlns:cx8="http://schemas.microsoft.com/office/drawing/2016/5/14/chartex" xmlns:mc="http://schemas.openxmlformats.org/markup-compatibility/2006" xmlns:aink="http://schemas.microsoft.com/office/drawing/2016/ink" xmlns:am3d="http://schemas.microsoft.com/office/drawing/2017/model3d" xmlns:o="urn:schemas-microsoft-com:office:office" xmlns:oel="http://schemas.microsoft.com/office/2019/extlst" xmlns:r="http://schemas.openxmlformats.org/officeDocument/2006/relationships" xmlns:m="http://schemas.openxmlformats.org/officeDocument/2006/math" xmlns:v="urn:schemas-microsoft-com:vml" xmlns:wp14="http://schemas.microsoft.com/office/word/2010/wordprocessingDrawing" xmlns:wp="http://schemas.openxmlformats.org/drawingml/2006/wordprocessingDrawing" xmlns:w10="urn:schemas-microsoft-com:office:word" xmlns:w="http://schemas.openxmlformats.org/wordprocessingml/2006/main" xmlns:w14="http://schemas.microsoft.com/office/word/2010/wordml" xmlns:w15="http://schemas.microsoft.com/office/word/2012/wordml" xmlns:w16cex="http://schemas.microsoft.com/office/word/2018/wordml/cex" xmlns:w16cid="http://schemas.microsoft.com/office/word/2016/wordml/cid" xmlns:w16="http://schemas.microsoft.com/office/word/2018/wordml" xmlns:w16du="http://schemas.microsoft.com/office/word/2023/wordml/word16du" xmlns:w16sdtdh="http://schemas.microsoft.com/office/word/2020/wordml/sdtdatahash" xmlns:w16sdtfl="http://schemas.microsoft.com/office/word/2024/wordml/sdtformatlock" xmlns:w16se="http://schemas.microsoft.com/office/word/2015/wordml/symex" xmlns:wpg="http://schemas.microsoft.com/office/word/2010/wordprocessingGroup" xmlns:wpi="http://schemas.microsoft.com/office/word/2010/wordprocessingInk" xmlns:wne="http://schemas.microsoft.com/office/word/2006/wordml" xmlns:wps="http://schemas.microsoft.com/office/word/2010/wordprocessingShape" mc:Ignorable="w14 w15 w16se w16cid w16 w16cex w16sdtdh w16sdtfl w16du wp14">
   <w:abstractNum w:abstractNumId="0" w15:restartNumberingAfterBreak="0">
     <w:nsid w:val="BB7C3B3A"/>
     <w:multiLevelType w:val="singleLevel"/>
